--- a/templates/02_financeiro/03_orcamento_servico.docx
+++ b/templates/02_financeiro/03_orcamento_servico.docx
@@ -16,7 +16,119 @@
           <w:sz w:val="32"/>
           <w:szCs w:val="32"/>
         </w:rPr>
-        <w:t xml:space="preserve">ORÇAMENTO DE SERVIÇO</w:t>
+        <w:t xml:space="preserve">ORÇAMENTO DE SERVIÇO Nº [X]</w:t>
+      </w:r>
+    </w:p>
+    <w:p>
+      <w:pPr>
+        <w:spacing w:after="100" w:before="100"/>
+        <w:ind w:left="400"/>
+      </w:pPr>
+      <w:r>
+        <w:rPr>
+          <w:rFonts w:ascii="Arial" w:cs="Arial" w:eastAsia="Arial" w:hAnsi="Arial"/>
+          <w:b/>
+          <w:bCs/>
+          <w:color w:val="2D6A4F"/>
+          <w:sz w:val="20"/>
+          <w:szCs w:val="20"/>
+        </w:rPr>
+        <w:t xml:space="preserve">PARA: </w:t>
+      </w:r>
+      <w:r>
+        <w:rPr>
+          <w:rFonts w:ascii="Arial" w:cs="Arial" w:eastAsia="Arial" w:hAnsi="Arial"/>
+          <w:i/>
+          <w:iCs/>
+          <w:color w:val="6B7280"/>
+          <w:sz w:val="20"/>
+          <w:szCs w:val="20"/>
+        </w:rPr>
+        <w:t xml:space="preserve">[NOME DO SOLICITANTE / EMPRESA]</w:t>
+      </w:r>
+    </w:p>
+    <w:p>
+      <w:pPr>
+        <w:spacing w:after="100" w:before="100"/>
+        <w:ind w:left="400"/>
+      </w:pPr>
+      <w:r>
+        <w:rPr>
+          <w:rFonts w:ascii="Arial" w:cs="Arial" w:eastAsia="Arial" w:hAnsi="Arial"/>
+          <w:b/>
+          <w:bCs/>
+          <w:color w:val="2D6A4F"/>
+          <w:sz w:val="20"/>
+          <w:szCs w:val="20"/>
+        </w:rPr>
+        <w:t xml:space="preserve">DE: </w:t>
+      </w:r>
+      <w:r>
+        <w:rPr>
+          <w:rFonts w:ascii="Arial" w:cs="Arial" w:eastAsia="Arial" w:hAnsi="Arial"/>
+          <w:i/>
+          <w:iCs/>
+          <w:color w:val="6B7280"/>
+          <w:sz w:val="20"/>
+          <w:szCs w:val="20"/>
+        </w:rPr>
+        <w:t xml:space="preserve">[SEU NOME OU EMPRESA]</w:t>
+      </w:r>
+    </w:p>
+    <w:p>
+      <w:pPr>
+        <w:spacing w:after="100" w:before="100"/>
+        <w:ind w:left="400"/>
+      </w:pPr>
+      <w:r>
+        <w:rPr>
+          <w:rFonts w:ascii="Arial" w:cs="Arial" w:eastAsia="Arial" w:hAnsi="Arial"/>
+          <w:b/>
+          <w:bCs/>
+          <w:color w:val="2D6A4F"/>
+          <w:sz w:val="20"/>
+          <w:szCs w:val="20"/>
+        </w:rPr>
+        <w:t xml:space="preserve">DATA DO ORÇAMENTO: </w:t>
+      </w:r>
+      <w:r>
+        <w:rPr>
+          <w:rFonts w:ascii="Arial" w:cs="Arial" w:eastAsia="Arial" w:hAnsi="Arial"/>
+          <w:i/>
+          <w:iCs/>
+          <w:color w:val="6B7280"/>
+          <w:sz w:val="20"/>
+          <w:szCs w:val="20"/>
+        </w:rPr>
+        <w:t xml:space="preserve">[DIA] de [MÊS] de [ANO]</w:t>
+      </w:r>
+    </w:p>
+    <w:p>
+      <w:pPr>
+        <w:spacing w:after="100" w:before="100"/>
+        <w:ind w:left="400"/>
+      </w:pPr>
+      <w:r>
+        <w:rPr>
+          <w:rFonts w:ascii="Arial" w:cs="Arial" w:eastAsia="Arial" w:hAnsi="Arial"/>
+          <w:b/>
+          <w:bCs/>
+          <w:color w:val="2D6A4F"/>
+          <w:sz w:val="20"/>
+          <w:szCs w:val="20"/>
+        </w:rPr>
+        <w:t xml:space="preserve">VALIDADE DO ORÇAMENTO: </w:t>
+      </w:r>
+      <w:r>
+        <w:rPr>
+          <w:rFonts w:ascii="Arial" w:cs="Arial" w:eastAsia="Arial" w:hAnsi="Arial"/>
+          <w:i/>
+          <w:iCs/>
+          <w:color w:val="6B7280"/>
+          <w:sz w:val="20"/>
+          <w:szCs w:val="20"/>
+        </w:rPr>
+        <w:t xml:space="preserve">7 dias corridos a partir desta data.</w:t>
       </w:r>
     </w:p>
     <w:p>
@@ -35,63 +147,111 @@
           <w:sz w:val="24"/>
           <w:szCs w:val="24"/>
         </w:rPr>
-        <w:t xml:space="preserve">Dados do Cliente</w:t>
-      </w:r>
-    </w:p>
-    <w:p>
-      <w:pPr>
-        <w:spacing w:after="100" w:before="100"/>
-        <w:ind w:left="400"/>
-      </w:pPr>
-      <w:r>
-        <w:rPr>
-          <w:rFonts w:ascii="Arial" w:cs="Arial" w:eastAsia="Arial" w:hAnsi="Arial"/>
-          <w:b/>
-          <w:bCs/>
-          <w:color w:val="2D6A4F"/>
-          <w:sz w:val="20"/>
-          <w:szCs w:val="20"/>
-        </w:rPr>
-        <w:t xml:space="preserve">Nome: </w:t>
-      </w:r>
-      <w:r>
-        <w:rPr>
-          <w:rFonts w:ascii="Arial" w:cs="Arial" w:eastAsia="Arial" w:hAnsi="Arial"/>
-          <w:i/>
-          <w:iCs/>
-          <w:color w:val="6B7280"/>
-          <w:sz w:val="20"/>
-          <w:szCs w:val="20"/>
-        </w:rPr>
-        <w:t xml:space="preserve">[NOME]</w:t>
-      </w:r>
-    </w:p>
-    <w:p>
-      <w:pPr>
-        <w:spacing w:after="100" w:before="100"/>
-        <w:ind w:left="400"/>
-      </w:pPr>
-      <w:r>
-        <w:rPr>
-          <w:rFonts w:ascii="Arial" w:cs="Arial" w:eastAsia="Arial" w:hAnsi="Arial"/>
-          <w:b/>
-          <w:bCs/>
-          <w:color w:val="2D6A4F"/>
-          <w:sz w:val="20"/>
-          <w:szCs w:val="20"/>
-        </w:rPr>
-        <w:t xml:space="preserve">Data do Orçamento: </w:t>
-      </w:r>
-      <w:r>
-        <w:rPr>
-          <w:rFonts w:ascii="Arial" w:cs="Arial" w:eastAsia="Arial" w:hAnsi="Arial"/>
-          <w:i/>
-          <w:iCs/>
-          <w:color w:val="6B7280"/>
-          <w:sz w:val="20"/>
-          <w:szCs w:val="20"/>
-        </w:rPr>
-        <w:t xml:space="preserve">[DD/MM/AAAA]</w:t>
+        <w:t xml:space="preserve">1. DADOS DO SOLICITANTE</w:t>
+      </w:r>
+    </w:p>
+    <w:p>
+      <w:pPr>
+        <w:spacing w:after="50" w:before="50"/>
+        <w:ind w:left="400" w:hanging="200"/>
+      </w:pPr>
+      <w:r>
+        <w:rPr>
+          <w:rFonts w:ascii="Arial" w:cs="Arial" w:eastAsia="Arial" w:hAnsi="Arial"/>
+          <w:b/>
+          <w:bCs/>
+          <w:color w:val="40916C"/>
+          <w:sz w:val="20"/>
+          <w:szCs w:val="20"/>
+        </w:rPr>
+        <w:t xml:space="preserve">● </w:t>
+      </w:r>
+      <w:r>
+        <w:rPr>
+          <w:rFonts w:ascii="Arial" w:cs="Arial" w:eastAsia="Arial" w:hAnsi="Arial"/>
+          <w:color w:val="111827"/>
+          <w:sz w:val="20"/>
+          <w:szCs w:val="20"/>
+        </w:rPr>
+        <w:t xml:space="preserve">**Nome/Razão Social:** [NOME]</w:t>
+      </w:r>
+    </w:p>
+    <w:p>
+      <w:pPr>
+        <w:spacing w:after="50" w:before="50"/>
+        <w:ind w:left="400" w:hanging="200"/>
+      </w:pPr>
+      <w:r>
+        <w:rPr>
+          <w:rFonts w:ascii="Arial" w:cs="Arial" w:eastAsia="Arial" w:hAnsi="Arial"/>
+          <w:b/>
+          <w:bCs/>
+          <w:color w:val="40916C"/>
+          <w:sz w:val="20"/>
+          <w:szCs w:val="20"/>
+        </w:rPr>
+        <w:t xml:space="preserve">● </w:t>
+      </w:r>
+      <w:r>
+        <w:rPr>
+          <w:rFonts w:ascii="Arial" w:cs="Arial" w:eastAsia="Arial" w:hAnsi="Arial"/>
+          <w:color w:val="111827"/>
+          <w:sz w:val="20"/>
+          <w:szCs w:val="20"/>
+        </w:rPr>
+        <w:t xml:space="preserve">**CPF/CNPJ:** [NÚMERO]</w:t>
+      </w:r>
+    </w:p>
+    <w:p>
+      <w:pPr>
+        <w:spacing w:after="50" w:before="50"/>
+        <w:ind w:left="400" w:hanging="200"/>
+      </w:pPr>
+      <w:r>
+        <w:rPr>
+          <w:rFonts w:ascii="Arial" w:cs="Arial" w:eastAsia="Arial" w:hAnsi="Arial"/>
+          <w:b/>
+          <w:bCs/>
+          <w:color w:val="40916C"/>
+          <w:sz w:val="20"/>
+          <w:szCs w:val="20"/>
+        </w:rPr>
+        <w:t xml:space="preserve">● </w:t>
+      </w:r>
+      <w:r>
+        <w:rPr>
+          <w:rFonts w:ascii="Arial" w:cs="Arial" w:eastAsia="Arial" w:hAnsi="Arial"/>
+          <w:color w:val="111827"/>
+          <w:sz w:val="20"/>
+          <w:szCs w:val="20"/>
+        </w:rPr>
+        <w:t xml:space="preserve">**E-mail:** [NÚMERO]</w:t>
+      </w:r>
+    </w:p>
+    <w:p>
+      <w:pPr>
+        <w:spacing w:after="50" w:before="50"/>
+        <w:ind w:left="400" w:hanging="200"/>
+      </w:pPr>
+      <w:r>
+        <w:rPr>
+          <w:rFonts w:ascii="Arial" w:cs="Arial" w:eastAsia="Arial" w:hAnsi="Arial"/>
+          <w:b/>
+          <w:bCs/>
+          <w:color w:val="40916C"/>
+          <w:sz w:val="20"/>
+          <w:szCs w:val="20"/>
+        </w:rPr>
+        <w:t xml:space="preserve">● </w:t>
+      </w:r>
+      <w:r>
+        <w:rPr>
+          <w:rFonts w:ascii="Arial" w:cs="Arial" w:eastAsia="Arial" w:hAnsi="Arial"/>
+          <w:color w:val="111827"/>
+          <w:sz w:val="20"/>
+          <w:szCs w:val="20"/>
+        </w:rPr>
+        <w:t xml:space="preserve">**Telefone:** [NÚMERO]</w:t>
       </w:r>
     </w:p>
     <w:p>
@@ -110,35 +270,169 @@
           <w:sz w:val="24"/>
           <w:szCs w:val="24"/>
         </w:rPr>
-        <w:t xml:space="preserve">Itens Solicitados</w:t>
-      </w:r>
-    </w:p>
-    <w:p>
-      <w:pPr>
-        <w:spacing w:after="100" w:before="100"/>
-      </w:pPr>
-      <w:r>
-        <w:rPr>
-          <w:rFonts w:ascii="Arial" w:cs="Arial" w:eastAsia="Arial" w:hAnsi="Arial"/>
-          <w:color w:val="111827"/>
-          <w:sz w:val="20"/>
-          <w:szCs w:val="20"/>
-        </w:rPr>
-        <w:t xml:space="preserve">Item 1: [DESCRIÇÃO] - R$ [VALOR]</w:t>
-      </w:r>
-    </w:p>
-    <w:p>
-      <w:pPr>
-        <w:spacing w:after="100" w:before="100"/>
-      </w:pPr>
-      <w:r>
-        <w:rPr>
-          <w:rFonts w:ascii="Arial" w:cs="Arial" w:eastAsia="Arial" w:hAnsi="Arial"/>
-          <w:color w:val="111827"/>
-          <w:sz w:val="20"/>
-          <w:szCs w:val="20"/>
-        </w:rPr>
-        <w:t xml:space="preserve">Item 2: [DESCRIÇÃO] - R$ [VALOR]</w:t>
+        <w:t xml:space="preserve">2. DESCRIÇÃO DOS SERVIÇOS/ITENS</w:t>
+      </w:r>
+    </w:p>
+    <w:p>
+      <w:pPr>
+        <w:spacing w:after="100" w:before="100"/>
+      </w:pPr>
+      <w:r>
+        <w:rPr>
+          <w:rFonts w:ascii="Arial" w:cs="Arial" w:eastAsia="Arial" w:hAnsi="Arial"/>
+          <w:color w:val="111827"/>
+          <w:sz w:val="20"/>
+          <w:szCs w:val="20"/>
+        </w:rPr>
+        <w:t xml:space="preserve">Abaixo apresentamos o detalhamento dos itens orçados para a realização do serviço de [DESCREVER SERVIÇO]:</w:t>
+      </w:r>
+    </w:p>
+    <w:p>
+      <w:pPr>
+        <w:spacing w:after="100" w:before="100"/>
+      </w:pPr>
+      <w:r>
+        <w:rPr>
+          <w:rFonts w:ascii="Arial" w:cs="Arial" w:eastAsia="Arial" w:hAnsi="Arial"/>
+          <w:b/>
+          <w:bCs/>
+          <w:color w:val="1B4332"/>
+          <w:sz w:val="20"/>
+          <w:szCs w:val="20"/>
+        </w:rPr>
+        <w:t xml:space="preserve">Item  |  Descrição Detalhada  |  Qtde  |  Valor Unit.  |  Valor Total</w:t>
+      </w:r>
+    </w:p>
+    <w:p>
+      <w:pPr>
+        <w:spacing w:after="100" w:before="100"/>
+      </w:pPr>
+      <w:r>
+        <w:rPr>
+          <w:rFonts w:ascii="Arial" w:cs="Arial" w:eastAsia="Arial" w:hAnsi="Arial"/>
+          <w:b/>
+          <w:bCs/>
+          <w:color w:val="1B4332"/>
+          <w:sz w:val="20"/>
+          <w:szCs w:val="20"/>
+        </w:rPr>
+        <w:t xml:space="preserve">01  |  [NOME DO SERVIÇO/PEÇA 1]  |  [X]  |  R$ [VALOR]  |  R$ [VALOR]</w:t>
+      </w:r>
+    </w:p>
+    <w:p>
+      <w:pPr>
+        <w:spacing w:after="100" w:before="100"/>
+      </w:pPr>
+      <w:r>
+        <w:rPr>
+          <w:rFonts w:ascii="Arial" w:cs="Arial" w:eastAsia="Arial" w:hAnsi="Arial"/>
+          <w:b/>
+          <w:bCs/>
+          <w:color w:val="1B4332"/>
+          <w:sz w:val="20"/>
+          <w:szCs w:val="20"/>
+        </w:rPr>
+        <w:t xml:space="preserve">02  |  [NOME DO SERVIÇO/PEÇA 2]  |  [X]  |  R$ [VALOR]  |  R$ [VALOR]</w:t>
+      </w:r>
+    </w:p>
+    <w:p>
+      <w:pPr>
+        <w:spacing w:after="100" w:before="100"/>
+      </w:pPr>
+      <w:r>
+        <w:rPr>
+          <w:rFonts w:ascii="Arial" w:cs="Arial" w:eastAsia="Arial" w:hAnsi="Arial"/>
+          <w:b/>
+          <w:bCs/>
+          <w:color w:val="1B4332"/>
+          <w:sz w:val="20"/>
+          <w:szCs w:val="20"/>
+        </w:rPr>
+        <w:t xml:space="preserve">03  |  [NOME DO SERVIÇO/PEÇA 3]  |  [X]  |  R$ [VALOR]  |  R$ [VALOR]</w:t>
+      </w:r>
+    </w:p>
+    <w:p>
+      <w:pPr>
+        <w:spacing w:after="100" w:before="100"/>
+        <w:ind w:left="400"/>
+      </w:pPr>
+      <w:r>
+        <w:rPr>
+          <w:rFonts w:ascii="Arial" w:cs="Arial" w:eastAsia="Arial" w:hAnsi="Arial"/>
+          <w:b/>
+          <w:bCs/>
+          <w:color w:val="2D6A4F"/>
+          <w:sz w:val="20"/>
+          <w:szCs w:val="20"/>
+        </w:rPr>
+        <w:t xml:space="preserve">SUBTOTAL: </w:t>
+      </w:r>
+      <w:r>
+        <w:rPr>
+          <w:rFonts w:ascii="Arial" w:cs="Arial" w:eastAsia="Arial" w:hAnsi="Arial"/>
+          <w:i/>
+          <w:iCs/>
+          <w:color w:val="6B7280"/>
+          <w:sz w:val="20"/>
+          <w:szCs w:val="20"/>
+        </w:rPr>
+        <w:t xml:space="preserve">R$ [VALOR]</w:t>
+      </w:r>
+    </w:p>
+    <w:p>
+      <w:pPr>
+        <w:spacing w:after="100" w:before="100"/>
+        <w:ind w:left="400"/>
+      </w:pPr>
+      <w:r>
+        <w:rPr>
+          <w:rFonts w:ascii="Arial" w:cs="Arial" w:eastAsia="Arial" w:hAnsi="Arial"/>
+          <w:b/>
+          <w:bCs/>
+          <w:color w:val="2D6A4F"/>
+          <w:sz w:val="20"/>
+          <w:szCs w:val="20"/>
+        </w:rPr>
+        <w:t xml:space="preserve">DESCONTOS (SE APLICÁVEL): </w:t>
+      </w:r>
+      <w:r>
+        <w:rPr>
+          <w:rFonts w:ascii="Arial" w:cs="Arial" w:eastAsia="Arial" w:hAnsi="Arial"/>
+          <w:i/>
+          <w:iCs/>
+          <w:color w:val="6B7280"/>
+          <w:sz w:val="20"/>
+          <w:szCs w:val="20"/>
+        </w:rPr>
+        <w:t xml:space="preserve">R$ [VALOR]</w:t>
+      </w:r>
+    </w:p>
+    <w:p>
+      <w:pPr>
+        <w:spacing w:after="100" w:before="100"/>
+        <w:ind w:left="400"/>
+      </w:pPr>
+      <w:r>
+        <w:rPr>
+          <w:rFonts w:ascii="Arial" w:cs="Arial" w:eastAsia="Arial" w:hAnsi="Arial"/>
+          <w:b/>
+          <w:bCs/>
+          <w:color w:val="2D6A4F"/>
+          <w:sz w:val="20"/>
+          <w:szCs w:val="20"/>
+        </w:rPr>
+        <w:t xml:space="preserve">VALOR TOTAL FINAL: </w:t>
+      </w:r>
+      <w:r>
+        <w:rPr>
+          <w:rFonts w:ascii="Arial" w:cs="Arial" w:eastAsia="Arial" w:hAnsi="Arial"/>
+          <w:i/>
+          <w:iCs/>
+          <w:color w:val="6B7280"/>
+          <w:sz w:val="20"/>
+          <w:szCs w:val="20"/>
+        </w:rPr>
+        <w:t xml:space="preserve">**R$ [VALOR TOTAL]**</w:t>
       </w:r>
     </w:p>
     <w:p>
@@ -157,23 +451,283 @@
           <w:sz w:val="24"/>
           <w:szCs w:val="24"/>
         </w:rPr>
-        <w:t xml:space="preserve">Total Estimado</w:t>
-      </w:r>
-    </w:p>
-    <w:p>
-      <w:pPr>
-        <w:spacing w:after="100" w:before="100"/>
-      </w:pPr>
-      <w:r>
-        <w:rPr>
-          <w:rFonts w:ascii="Arial" w:cs="Arial" w:eastAsia="Arial" w:hAnsi="Arial"/>
-          <w:b/>
-          <w:bCs/>
-          <w:color w:val="111827"/>
-          <w:sz w:val="20"/>
-          <w:szCs w:val="20"/>
-        </w:rPr>
-        <w:t xml:space="preserve">Total: R$ [VALOR TOTAL]</w:t>
+        <w:t xml:space="preserve">3. CONDIÇÕES DE PAGAMENTO</w:t>
+      </w:r>
+    </w:p>
+    <w:p>
+      <w:pPr>
+        <w:spacing w:after="50" w:before="50"/>
+        <w:ind w:left="400" w:hanging="200"/>
+      </w:pPr>
+      <w:r>
+        <w:rPr>
+          <w:rFonts w:ascii="Arial" w:cs="Arial" w:eastAsia="Arial" w:hAnsi="Arial"/>
+          <w:b/>
+          <w:bCs/>
+          <w:color w:val="40916C"/>
+          <w:sz w:val="20"/>
+          <w:szCs w:val="20"/>
+        </w:rPr>
+        <w:t xml:space="preserve">● </w:t>
+      </w:r>
+      <w:r>
+        <w:rPr>
+          <w:rFonts w:ascii="Arial" w:cs="Arial" w:eastAsia="Arial" w:hAnsi="Arial"/>
+          <w:color w:val="111827"/>
+          <w:sz w:val="20"/>
+          <w:szCs w:val="20"/>
+        </w:rPr>
+        <w:t xml:space="preserve">[X] À vista (PIX / Transferência) com [X]% de desconto.</w:t>
+      </w:r>
+    </w:p>
+    <w:p>
+      <w:pPr>
+        <w:spacing w:after="50" w:before="50"/>
+        <w:ind w:left="400" w:hanging="200"/>
+      </w:pPr>
+      <w:r>
+        <w:rPr>
+          <w:rFonts w:ascii="Arial" w:cs="Arial" w:eastAsia="Arial" w:hAnsi="Arial"/>
+          <w:b/>
+          <w:bCs/>
+          <w:color w:val="40916C"/>
+          <w:sz w:val="20"/>
+          <w:szCs w:val="20"/>
+        </w:rPr>
+        <w:t xml:space="preserve">● </w:t>
+      </w:r>
+      <w:r>
+        <w:rPr>
+          <w:rFonts w:ascii="Arial" w:cs="Arial" w:eastAsia="Arial" w:hAnsi="Arial"/>
+          <w:color w:val="111827"/>
+          <w:sz w:val="20"/>
+          <w:szCs w:val="20"/>
+        </w:rPr>
+        <w:t xml:space="preserve">[X] Cartão de Crédito em até [X] vezes.</w:t>
+      </w:r>
+    </w:p>
+    <w:p>
+      <w:pPr>
+        <w:spacing w:after="50" w:before="50"/>
+        <w:ind w:left="400" w:hanging="200"/>
+      </w:pPr>
+      <w:r>
+        <w:rPr>
+          <w:rFonts w:ascii="Arial" w:cs="Arial" w:eastAsia="Arial" w:hAnsi="Arial"/>
+          <w:b/>
+          <w:bCs/>
+          <w:color w:val="40916C"/>
+          <w:sz w:val="20"/>
+          <w:szCs w:val="20"/>
+        </w:rPr>
+        <w:t xml:space="preserve">● </w:t>
+      </w:r>
+      <w:r>
+        <w:rPr>
+          <w:rFonts w:ascii="Arial" w:cs="Arial" w:eastAsia="Arial" w:hAnsi="Arial"/>
+          <w:color w:val="111827"/>
+          <w:sz w:val="20"/>
+          <w:szCs w:val="20"/>
+        </w:rPr>
+        <w:t xml:space="preserve">[ ] Boleto bancário (sujeito a aprovação de crédito).</w:t>
+      </w:r>
+    </w:p>
+    <w:p>
+      <w:pPr>
+        <w:pBdr>
+          <w:bottom w:val="single" w:color="40916C" w:sz="1"/>
+        </w:pBdr>
+        <w:spacing w:after="150" w:before="300"/>
+      </w:pPr>
+      <w:r>
+        <w:rPr>
+          <w:rFonts w:ascii="Arial" w:cs="Arial" w:eastAsia="Arial" w:hAnsi="Arial"/>
+          <w:b/>
+          <w:bCs/>
+          <w:color w:val="2D6A4F"/>
+          <w:sz w:val="24"/>
+          <w:szCs w:val="24"/>
+        </w:rPr>
+        <w:t xml:space="preserve">4. PRAZO DE ENTREGA / EXECUÇÃO</w:t>
+      </w:r>
+    </w:p>
+    <w:p>
+      <w:pPr>
+        <w:spacing w:after="100" w:before="100"/>
+      </w:pPr>
+      <w:r>
+        <w:rPr>
+          <w:rFonts w:ascii="Arial" w:cs="Arial" w:eastAsia="Arial" w:hAnsi="Arial"/>
+          <w:color w:val="111827"/>
+          <w:sz w:val="20"/>
+          <w:szCs w:val="20"/>
+        </w:rPr>
+        <w:t xml:space="preserve">O serviço será executado em até **[X] dias úteis** após a aprovação deste orçamento e confirmação do pagamento inicial/sinal.</w:t>
+      </w:r>
+    </w:p>
+    <w:p>
+      <w:pPr>
+        <w:pBdr>
+          <w:bottom w:val="single" w:color="40916C" w:sz="1"/>
+        </w:pBdr>
+        <w:spacing w:after="150" w:before="300"/>
+      </w:pPr>
+      <w:r>
+        <w:rPr>
+          <w:rFonts w:ascii="Arial" w:cs="Arial" w:eastAsia="Arial" w:hAnsi="Arial"/>
+          <w:b/>
+          <w:bCs/>
+          <w:color w:val="2D6A4F"/>
+          <w:sz w:val="24"/>
+          <w:szCs w:val="24"/>
+        </w:rPr>
+        <w:t xml:space="preserve">5. OBSERVAÇÕES ADICIONAIS</w:t>
+      </w:r>
+    </w:p>
+    <w:p>
+      <w:pPr>
+        <w:spacing w:after="50" w:before="50"/>
+        <w:ind w:left="400" w:hanging="200"/>
+      </w:pPr>
+      <w:r>
+        <w:rPr>
+          <w:rFonts w:ascii="Arial" w:cs="Arial" w:eastAsia="Arial" w:hAnsi="Arial"/>
+          <w:b/>
+          <w:bCs/>
+          <w:color w:val="40916C"/>
+          <w:sz w:val="20"/>
+          <w:szCs w:val="20"/>
+        </w:rPr>
+        <w:t xml:space="preserve">● </w:t>
+      </w:r>
+      <w:r>
+        <w:rPr>
+          <w:rFonts w:ascii="Arial" w:cs="Arial" w:eastAsia="Arial" w:hAnsi="Arial"/>
+          <w:color w:val="111827"/>
+          <w:sz w:val="20"/>
+          <w:szCs w:val="20"/>
+        </w:rPr>
+        <w:t xml:space="preserve">Preços sujeitos a alteração após o prazo de validade deste orçamento.</w:t>
+      </w:r>
+    </w:p>
+    <w:p>
+      <w:pPr>
+        <w:spacing w:after="50" w:before="50"/>
+        <w:ind w:left="400" w:hanging="200"/>
+      </w:pPr>
+      <w:r>
+        <w:rPr>
+          <w:rFonts w:ascii="Arial" w:cs="Arial" w:eastAsia="Arial" w:hAnsi="Arial"/>
+          <w:b/>
+          <w:bCs/>
+          <w:color w:val="40916C"/>
+          <w:sz w:val="20"/>
+          <w:szCs w:val="20"/>
+        </w:rPr>
+        <w:t xml:space="preserve">● </w:t>
+      </w:r>
+      <w:r>
+        <w:rPr>
+          <w:rFonts w:ascii="Arial" w:cs="Arial" w:eastAsia="Arial" w:hAnsi="Arial"/>
+          <w:color w:val="111827"/>
+          <w:sz w:val="20"/>
+          <w:szCs w:val="20"/>
+        </w:rPr>
+        <w:t xml:space="preserve">Garantia de [X] meses sobre os serviços prestados.</w:t>
+      </w:r>
+    </w:p>
+    <w:p>
+      <w:pPr>
+        <w:spacing w:after="100" w:before="100"/>
+      </w:pPr>
+      <w:r>
+        <w:rPr>
+          <w:rFonts w:ascii="Arial" w:cs="Arial" w:eastAsia="Arial" w:hAnsi="Arial"/>
+          <w:color w:val="111827"/>
+          <w:sz w:val="20"/>
+          <w:szCs w:val="20"/>
+        </w:rPr>
+        <w:t xml:space="preserve">Ficamos no aguardo de sua aprovação para darmos início aos trabalhos.</w:t>
+      </w:r>
+    </w:p>
+    <w:p>
+      <w:pPr>
+        <w:spacing w:after="100" w:before="100"/>
+      </w:pPr>
+      <w:r>
+        <w:rPr>
+          <w:rFonts w:ascii="Arial" w:cs="Arial" w:eastAsia="Arial" w:hAnsi="Arial"/>
+          <w:color w:val="111827"/>
+          <w:sz w:val="20"/>
+          <w:szCs w:val="20"/>
+        </w:rPr>
+        <w:t xml:space="preserve">Atenciosamente,</w:t>
+      </w:r>
+    </w:p>
+    <w:p>
+      <w:pPr>
+        <w:spacing w:before="600"/>
+      </w:pPr>
+      <w:r>
+        <w:rPr>
+          <w:sz w:val="20"/>
+          <w:szCs w:val="20"/>
+        </w:rPr>
+        <w:t xml:space="preserve"/>
+      </w:r>
+    </w:p>
+    <w:p>
+      <w:pPr>
+        <w:jc w:val="center"/>
+      </w:pPr>
+      <w:r>
+        <w:rPr>
+          <w:sz w:val="20"/>
+          <w:szCs w:val="20"/>
+        </w:rPr>
+        <w:t xml:space="preserve">________________________________________</w:t>
+      </w:r>
+    </w:p>
+    <w:p>
+      <w:pPr>
+        <w:jc w:val="center"/>
+      </w:pPr>
+      <w:r>
+        <w:rPr>
+          <w:i/>
+          <w:iCs/>
+          <w:sz w:val="20"/>
+          <w:szCs w:val="20"/>
+        </w:rPr>
+        <w:t xml:space="preserve">[Assinatura]</w:t>
+      </w:r>
+    </w:p>
+    <w:p>
+      <w:pPr>
+        <w:spacing w:after="100" w:before="100"/>
+      </w:pPr>
+      <w:r>
+        <w:rPr>
+          <w:rFonts w:ascii="Arial" w:cs="Arial" w:eastAsia="Arial" w:hAnsi="Arial"/>
+          <w:color w:val="111827"/>
+          <w:sz w:val="20"/>
+          <w:szCs w:val="20"/>
+        </w:rPr>
+        <w:t xml:space="preserve">**[SEU NOME / EMPRESA]**</w:t>
+      </w:r>
+    </w:p>
+    <w:p>
+      <w:pPr>
+        <w:spacing w:after="100" w:before="100"/>
+      </w:pPr>
+      <w:r>
+        <w:rPr>
+          <w:rFonts w:ascii="Arial" w:cs="Arial" w:eastAsia="Arial" w:hAnsi="Arial"/>
+          <w:color w:val="111827"/>
+          <w:sz w:val="20"/>
+          <w:szCs w:val="20"/>
+        </w:rPr>
+        <w:t xml:space="preserve">[DADOS DE CONTATO]</w:t>
       </w:r>
     </w:p>
     <w:sectPr>

--- a/templates/02_financeiro/03_orcamento_servico.docx
+++ b/templates/02_financeiro/03_orcamento_servico.docx
@@ -287,70 +287,579 @@
         <w:t xml:space="preserve">Abaixo apresentamos o detalhamento dos itens orçados para a realização do serviço de [DESCREVER SERVIÇO]:</w:t>
       </w:r>
     </w:p>
-    <w:p>
-      <w:pPr>
-        <w:spacing w:after="100" w:before="100"/>
-      </w:pPr>
-      <w:r>
-        <w:rPr>
-          <w:rFonts w:ascii="Arial" w:cs="Arial" w:eastAsia="Arial" w:hAnsi="Arial"/>
-          <w:b/>
-          <w:bCs/>
-          <w:color w:val="1B4332"/>
-          <w:sz w:val="20"/>
-          <w:szCs w:val="20"/>
-        </w:rPr>
-        <w:t xml:space="preserve">Item  |  Descrição Detalhada  |  Qtde  |  Valor Unit.  |  Valor Total</w:t>
-      </w:r>
-    </w:p>
-    <w:p>
-      <w:pPr>
-        <w:spacing w:after="100" w:before="100"/>
-      </w:pPr>
-      <w:r>
-        <w:rPr>
-          <w:rFonts w:ascii="Arial" w:cs="Arial" w:eastAsia="Arial" w:hAnsi="Arial"/>
-          <w:b/>
-          <w:bCs/>
-          <w:color w:val="1B4332"/>
-          <w:sz w:val="20"/>
-          <w:szCs w:val="20"/>
-        </w:rPr>
-        <w:t xml:space="preserve">01  |  [NOME DO SERVIÇO/PEÇA 1]  |  [X]  |  R$ [VALOR]  |  R$ [VALOR]</w:t>
-      </w:r>
-    </w:p>
-    <w:p>
-      <w:pPr>
-        <w:spacing w:after="100" w:before="100"/>
-      </w:pPr>
-      <w:r>
-        <w:rPr>
-          <w:rFonts w:ascii="Arial" w:cs="Arial" w:eastAsia="Arial" w:hAnsi="Arial"/>
-          <w:b/>
-          <w:bCs/>
-          <w:color w:val="1B4332"/>
-          <w:sz w:val="20"/>
-          <w:szCs w:val="20"/>
-        </w:rPr>
-        <w:t xml:space="preserve">02  |  [NOME DO SERVIÇO/PEÇA 2]  |  [X]  |  R$ [VALOR]  |  R$ [VALOR]</w:t>
-      </w:r>
-    </w:p>
-    <w:p>
-      <w:pPr>
-        <w:spacing w:after="100" w:before="100"/>
-      </w:pPr>
-      <w:r>
-        <w:rPr>
-          <w:rFonts w:ascii="Arial" w:cs="Arial" w:eastAsia="Arial" w:hAnsi="Arial"/>
-          <w:b/>
-          <w:bCs/>
-          <w:color w:val="1B4332"/>
-          <w:sz w:val="20"/>
-          <w:szCs w:val="20"/>
-        </w:rPr>
-        <w:t xml:space="preserve">03  |  [NOME DO SERVIÇO/PEÇA 3]  |  [X]  |  R$ [VALOR]  |  R$ [VALOR]</w:t>
-      </w:r>
-    </w:p>
+    <w:tbl>
+      <w:tblPr>
+        <w:tblW w:type="pct" w:w="100%"/>
+        <w:tblBorders>
+          <w:top w:val="single" w:color="auto" w:sz="4"/>
+          <w:left w:val="single" w:color="auto" w:sz="4"/>
+          <w:bottom w:val="single" w:color="auto" w:sz="4"/>
+          <w:right w:val="single" w:color="auto" w:sz="4"/>
+          <w:insideH w:val="single" w:color="auto" w:sz="4"/>
+          <w:insideV w:val="single" w:color="auto" w:sz="4"/>
+        </w:tblBorders>
+      </w:tblPr>
+      <w:tblGrid>
+        <w:gridCol w:w="100"/>
+        <w:gridCol w:w="100"/>
+        <w:gridCol w:w="100"/>
+        <w:gridCol w:w="100"/>
+        <w:gridCol w:w="100"/>
+      </w:tblGrid>
+      <w:tr>
+        <w:tc>
+          <w:tcPr>
+            <w:shd w:fill="1B4332" w:val="clear"/>
+            <w:tcMar>
+              <w:top w:type="dxa" w:w="100"/>
+              <w:left w:type="dxa" w:w="100"/>
+              <w:bottom w:type="dxa" w:w="100"/>
+              <w:right w:type="dxa" w:w="100"/>
+            </w:tcMar>
+            <w:vAlign w:val="center"/>
+          </w:tcPr>
+          <w:p>
+            <w:pPr>
+              <w:jc w:val="center"/>
+            </w:pPr>
+            <w:r>
+              <w:rPr>
+                <w:rFonts w:ascii="Arial" w:cs="Arial" w:eastAsia="Arial" w:hAnsi="Arial"/>
+                <w:b/>
+                <w:bCs/>
+                <w:color w:val="FFFFFF"/>
+                <w:sz w:val="18"/>
+                <w:szCs w:val="18"/>
+              </w:rPr>
+              <w:t xml:space="preserve">Item</w:t>
+            </w:r>
+          </w:p>
+        </w:tc>
+        <w:tc>
+          <w:tcPr>
+            <w:shd w:fill="1B4332" w:val="clear"/>
+            <w:tcMar>
+              <w:top w:type="dxa" w:w="100"/>
+              <w:left w:type="dxa" w:w="100"/>
+              <w:bottom w:type="dxa" w:w="100"/>
+              <w:right w:type="dxa" w:w="100"/>
+            </w:tcMar>
+            <w:vAlign w:val="center"/>
+          </w:tcPr>
+          <w:p>
+            <w:pPr>
+              <w:jc w:val="center"/>
+            </w:pPr>
+            <w:r>
+              <w:rPr>
+                <w:rFonts w:ascii="Arial" w:cs="Arial" w:eastAsia="Arial" w:hAnsi="Arial"/>
+                <w:b/>
+                <w:bCs/>
+                <w:color w:val="FFFFFF"/>
+                <w:sz w:val="18"/>
+                <w:szCs w:val="18"/>
+              </w:rPr>
+              <w:t xml:space="preserve">Descrição Detalhada</w:t>
+            </w:r>
+          </w:p>
+        </w:tc>
+        <w:tc>
+          <w:tcPr>
+            <w:shd w:fill="1B4332" w:val="clear"/>
+            <w:tcMar>
+              <w:top w:type="dxa" w:w="100"/>
+              <w:left w:type="dxa" w:w="100"/>
+              <w:bottom w:type="dxa" w:w="100"/>
+              <w:right w:type="dxa" w:w="100"/>
+            </w:tcMar>
+            <w:vAlign w:val="center"/>
+          </w:tcPr>
+          <w:p>
+            <w:pPr>
+              <w:jc w:val="center"/>
+            </w:pPr>
+            <w:r>
+              <w:rPr>
+                <w:rFonts w:ascii="Arial" w:cs="Arial" w:eastAsia="Arial" w:hAnsi="Arial"/>
+                <w:b/>
+                <w:bCs/>
+                <w:color w:val="FFFFFF"/>
+                <w:sz w:val="18"/>
+                <w:szCs w:val="18"/>
+              </w:rPr>
+              <w:t xml:space="preserve">Qtde</w:t>
+            </w:r>
+          </w:p>
+        </w:tc>
+        <w:tc>
+          <w:tcPr>
+            <w:shd w:fill="1B4332" w:val="clear"/>
+            <w:tcMar>
+              <w:top w:type="dxa" w:w="100"/>
+              <w:left w:type="dxa" w:w="100"/>
+              <w:bottom w:type="dxa" w:w="100"/>
+              <w:right w:type="dxa" w:w="100"/>
+            </w:tcMar>
+            <w:vAlign w:val="center"/>
+          </w:tcPr>
+          <w:p>
+            <w:pPr>
+              <w:jc w:val="center"/>
+            </w:pPr>
+            <w:r>
+              <w:rPr>
+                <w:rFonts w:ascii="Arial" w:cs="Arial" w:eastAsia="Arial" w:hAnsi="Arial"/>
+                <w:b/>
+                <w:bCs/>
+                <w:color w:val="FFFFFF"/>
+                <w:sz w:val="18"/>
+                <w:szCs w:val="18"/>
+              </w:rPr>
+              <w:t xml:space="preserve">Valor Unit.</w:t>
+            </w:r>
+          </w:p>
+        </w:tc>
+        <w:tc>
+          <w:tcPr>
+            <w:shd w:fill="1B4332" w:val="clear"/>
+            <w:tcMar>
+              <w:top w:type="dxa" w:w="100"/>
+              <w:left w:type="dxa" w:w="100"/>
+              <w:bottom w:type="dxa" w:w="100"/>
+              <w:right w:type="dxa" w:w="100"/>
+            </w:tcMar>
+            <w:vAlign w:val="center"/>
+          </w:tcPr>
+          <w:p>
+            <w:pPr>
+              <w:jc w:val="center"/>
+            </w:pPr>
+            <w:r>
+              <w:rPr>
+                <w:rFonts w:ascii="Arial" w:cs="Arial" w:eastAsia="Arial" w:hAnsi="Arial"/>
+                <w:b/>
+                <w:bCs/>
+                <w:color w:val="FFFFFF"/>
+                <w:sz w:val="18"/>
+                <w:szCs w:val="18"/>
+              </w:rPr>
+              <w:t xml:space="preserve">Valor Total</w:t>
+            </w:r>
+          </w:p>
+        </w:tc>
+      </w:tr>
+      <w:tr>
+        <w:tc>
+          <w:tcPr>
+            <w:tcMar>
+              <w:top w:type="dxa" w:w="100"/>
+              <w:left w:type="dxa" w:w="100"/>
+              <w:bottom w:type="dxa" w:w="100"/>
+              <w:right w:type="dxa" w:w="100"/>
+            </w:tcMar>
+            <w:vAlign w:val="center"/>
+          </w:tcPr>
+          <w:p>
+            <w:pPr>
+              <w:jc w:val="center"/>
+            </w:pPr>
+            <w:r>
+              <w:rPr>
+                <w:rFonts w:ascii="Arial" w:cs="Arial" w:eastAsia="Arial" w:hAnsi="Arial"/>
+                <w:b w:val="false"/>
+                <w:bCs w:val="false"/>
+                <w:color w:val="111827"/>
+                <w:sz w:val="18"/>
+                <w:szCs w:val="18"/>
+              </w:rPr>
+              <w:t xml:space="preserve">01</w:t>
+            </w:r>
+          </w:p>
+        </w:tc>
+        <w:tc>
+          <w:tcPr>
+            <w:tcMar>
+              <w:top w:type="dxa" w:w="100"/>
+              <w:left w:type="dxa" w:w="100"/>
+              <w:bottom w:type="dxa" w:w="100"/>
+              <w:right w:type="dxa" w:w="100"/>
+            </w:tcMar>
+            <w:vAlign w:val="center"/>
+          </w:tcPr>
+          <w:p>
+            <w:pPr>
+              <w:jc w:val="center"/>
+            </w:pPr>
+            <w:r>
+              <w:rPr>
+                <w:rFonts w:ascii="Arial" w:cs="Arial" w:eastAsia="Arial" w:hAnsi="Arial"/>
+                <w:b w:val="false"/>
+                <w:bCs w:val="false"/>
+                <w:color w:val="111827"/>
+                <w:sz w:val="18"/>
+                <w:szCs w:val="18"/>
+              </w:rPr>
+              <w:t xml:space="preserve">[NOME DO SERVIÇO/PEÇA 1]</w:t>
+            </w:r>
+          </w:p>
+        </w:tc>
+        <w:tc>
+          <w:tcPr>
+            <w:tcMar>
+              <w:top w:type="dxa" w:w="100"/>
+              <w:left w:type="dxa" w:w="100"/>
+              <w:bottom w:type="dxa" w:w="100"/>
+              <w:right w:type="dxa" w:w="100"/>
+            </w:tcMar>
+            <w:vAlign w:val="center"/>
+          </w:tcPr>
+          <w:p>
+            <w:pPr>
+              <w:jc w:val="center"/>
+            </w:pPr>
+            <w:r>
+              <w:rPr>
+                <w:rFonts w:ascii="Arial" w:cs="Arial" w:eastAsia="Arial" w:hAnsi="Arial"/>
+                <w:b w:val="false"/>
+                <w:bCs w:val="false"/>
+                <w:color w:val="111827"/>
+                <w:sz w:val="18"/>
+                <w:szCs w:val="18"/>
+              </w:rPr>
+              <w:t xml:space="preserve">[X]</w:t>
+            </w:r>
+          </w:p>
+        </w:tc>
+        <w:tc>
+          <w:tcPr>
+            <w:tcMar>
+              <w:top w:type="dxa" w:w="100"/>
+              <w:left w:type="dxa" w:w="100"/>
+              <w:bottom w:type="dxa" w:w="100"/>
+              <w:right w:type="dxa" w:w="100"/>
+            </w:tcMar>
+            <w:vAlign w:val="center"/>
+          </w:tcPr>
+          <w:p>
+            <w:pPr>
+              <w:jc w:val="center"/>
+            </w:pPr>
+            <w:r>
+              <w:rPr>
+                <w:rFonts w:ascii="Arial" w:cs="Arial" w:eastAsia="Arial" w:hAnsi="Arial"/>
+                <w:b w:val="false"/>
+                <w:bCs w:val="false"/>
+                <w:color w:val="111827"/>
+                <w:sz w:val="18"/>
+                <w:szCs w:val="18"/>
+              </w:rPr>
+              <w:t xml:space="preserve">R$ [VALOR]</w:t>
+            </w:r>
+          </w:p>
+        </w:tc>
+        <w:tc>
+          <w:tcPr>
+            <w:tcMar>
+              <w:top w:type="dxa" w:w="100"/>
+              <w:left w:type="dxa" w:w="100"/>
+              <w:bottom w:type="dxa" w:w="100"/>
+              <w:right w:type="dxa" w:w="100"/>
+            </w:tcMar>
+            <w:vAlign w:val="center"/>
+          </w:tcPr>
+          <w:p>
+            <w:pPr>
+              <w:jc w:val="center"/>
+            </w:pPr>
+            <w:r>
+              <w:rPr>
+                <w:rFonts w:ascii="Arial" w:cs="Arial" w:eastAsia="Arial" w:hAnsi="Arial"/>
+                <w:b w:val="false"/>
+                <w:bCs w:val="false"/>
+                <w:color w:val="111827"/>
+                <w:sz w:val="18"/>
+                <w:szCs w:val="18"/>
+              </w:rPr>
+              <w:t xml:space="preserve">R$ [VALOR]</w:t>
+            </w:r>
+          </w:p>
+        </w:tc>
+      </w:tr>
+      <w:tr>
+        <w:tc>
+          <w:tcPr>
+            <w:tcMar>
+              <w:top w:type="dxa" w:w="100"/>
+              <w:left w:type="dxa" w:w="100"/>
+              <w:bottom w:type="dxa" w:w="100"/>
+              <w:right w:type="dxa" w:w="100"/>
+            </w:tcMar>
+            <w:vAlign w:val="center"/>
+          </w:tcPr>
+          <w:p>
+            <w:pPr>
+              <w:jc w:val="center"/>
+            </w:pPr>
+            <w:r>
+              <w:rPr>
+                <w:rFonts w:ascii="Arial" w:cs="Arial" w:eastAsia="Arial" w:hAnsi="Arial"/>
+                <w:b w:val="false"/>
+                <w:bCs w:val="false"/>
+                <w:color w:val="111827"/>
+                <w:sz w:val="18"/>
+                <w:szCs w:val="18"/>
+              </w:rPr>
+              <w:t xml:space="preserve">02</w:t>
+            </w:r>
+          </w:p>
+        </w:tc>
+        <w:tc>
+          <w:tcPr>
+            <w:tcMar>
+              <w:top w:type="dxa" w:w="100"/>
+              <w:left w:type="dxa" w:w="100"/>
+              <w:bottom w:type="dxa" w:w="100"/>
+              <w:right w:type="dxa" w:w="100"/>
+            </w:tcMar>
+            <w:vAlign w:val="center"/>
+          </w:tcPr>
+          <w:p>
+            <w:pPr>
+              <w:jc w:val="center"/>
+            </w:pPr>
+            <w:r>
+              <w:rPr>
+                <w:rFonts w:ascii="Arial" w:cs="Arial" w:eastAsia="Arial" w:hAnsi="Arial"/>
+                <w:b w:val="false"/>
+                <w:bCs w:val="false"/>
+                <w:color w:val="111827"/>
+                <w:sz w:val="18"/>
+                <w:szCs w:val="18"/>
+              </w:rPr>
+              <w:t xml:space="preserve">[NOME DO SERVIÇO/PEÇA 2]</w:t>
+            </w:r>
+          </w:p>
+        </w:tc>
+        <w:tc>
+          <w:tcPr>
+            <w:tcMar>
+              <w:top w:type="dxa" w:w="100"/>
+              <w:left w:type="dxa" w:w="100"/>
+              <w:bottom w:type="dxa" w:w="100"/>
+              <w:right w:type="dxa" w:w="100"/>
+            </w:tcMar>
+            <w:vAlign w:val="center"/>
+          </w:tcPr>
+          <w:p>
+            <w:pPr>
+              <w:jc w:val="center"/>
+            </w:pPr>
+            <w:r>
+              <w:rPr>
+                <w:rFonts w:ascii="Arial" w:cs="Arial" w:eastAsia="Arial" w:hAnsi="Arial"/>
+                <w:b w:val="false"/>
+                <w:bCs w:val="false"/>
+                <w:color w:val="111827"/>
+                <w:sz w:val="18"/>
+                <w:szCs w:val="18"/>
+              </w:rPr>
+              <w:t xml:space="preserve">[X]</w:t>
+            </w:r>
+          </w:p>
+        </w:tc>
+        <w:tc>
+          <w:tcPr>
+            <w:tcMar>
+              <w:top w:type="dxa" w:w="100"/>
+              <w:left w:type="dxa" w:w="100"/>
+              <w:bottom w:type="dxa" w:w="100"/>
+              <w:right w:type="dxa" w:w="100"/>
+            </w:tcMar>
+            <w:vAlign w:val="center"/>
+          </w:tcPr>
+          <w:p>
+            <w:pPr>
+              <w:jc w:val="center"/>
+            </w:pPr>
+            <w:r>
+              <w:rPr>
+                <w:rFonts w:ascii="Arial" w:cs="Arial" w:eastAsia="Arial" w:hAnsi="Arial"/>
+                <w:b w:val="false"/>
+                <w:bCs w:val="false"/>
+                <w:color w:val="111827"/>
+                <w:sz w:val="18"/>
+                <w:szCs w:val="18"/>
+              </w:rPr>
+              <w:t xml:space="preserve">R$ [VALOR]</w:t>
+            </w:r>
+          </w:p>
+        </w:tc>
+        <w:tc>
+          <w:tcPr>
+            <w:tcMar>
+              <w:top w:type="dxa" w:w="100"/>
+              <w:left w:type="dxa" w:w="100"/>
+              <w:bottom w:type="dxa" w:w="100"/>
+              <w:right w:type="dxa" w:w="100"/>
+            </w:tcMar>
+            <w:vAlign w:val="center"/>
+          </w:tcPr>
+          <w:p>
+            <w:pPr>
+              <w:jc w:val="center"/>
+            </w:pPr>
+            <w:r>
+              <w:rPr>
+                <w:rFonts w:ascii="Arial" w:cs="Arial" w:eastAsia="Arial" w:hAnsi="Arial"/>
+                <w:b w:val="false"/>
+                <w:bCs w:val="false"/>
+                <w:color w:val="111827"/>
+                <w:sz w:val="18"/>
+                <w:szCs w:val="18"/>
+              </w:rPr>
+              <w:t xml:space="preserve">R$ [VALOR]</w:t>
+            </w:r>
+          </w:p>
+        </w:tc>
+      </w:tr>
+      <w:tr>
+        <w:tc>
+          <w:tcPr>
+            <w:tcMar>
+              <w:top w:type="dxa" w:w="100"/>
+              <w:left w:type="dxa" w:w="100"/>
+              <w:bottom w:type="dxa" w:w="100"/>
+              <w:right w:type="dxa" w:w="100"/>
+            </w:tcMar>
+            <w:vAlign w:val="center"/>
+          </w:tcPr>
+          <w:p>
+            <w:pPr>
+              <w:jc w:val="center"/>
+            </w:pPr>
+            <w:r>
+              <w:rPr>
+                <w:rFonts w:ascii="Arial" w:cs="Arial" w:eastAsia="Arial" w:hAnsi="Arial"/>
+                <w:b w:val="false"/>
+                <w:bCs w:val="false"/>
+                <w:color w:val="111827"/>
+                <w:sz w:val="18"/>
+                <w:szCs w:val="18"/>
+              </w:rPr>
+              <w:t xml:space="preserve">03</w:t>
+            </w:r>
+          </w:p>
+        </w:tc>
+        <w:tc>
+          <w:tcPr>
+            <w:tcMar>
+              <w:top w:type="dxa" w:w="100"/>
+              <w:left w:type="dxa" w:w="100"/>
+              <w:bottom w:type="dxa" w:w="100"/>
+              <w:right w:type="dxa" w:w="100"/>
+            </w:tcMar>
+            <w:vAlign w:val="center"/>
+          </w:tcPr>
+          <w:p>
+            <w:pPr>
+              <w:jc w:val="center"/>
+            </w:pPr>
+            <w:r>
+              <w:rPr>
+                <w:rFonts w:ascii="Arial" w:cs="Arial" w:eastAsia="Arial" w:hAnsi="Arial"/>
+                <w:b w:val="false"/>
+                <w:bCs w:val="false"/>
+                <w:color w:val="111827"/>
+                <w:sz w:val="18"/>
+                <w:szCs w:val="18"/>
+              </w:rPr>
+              <w:t xml:space="preserve">[NOME DO SERVIÇO/PEÇA 3]</w:t>
+            </w:r>
+          </w:p>
+        </w:tc>
+        <w:tc>
+          <w:tcPr>
+            <w:tcMar>
+              <w:top w:type="dxa" w:w="100"/>
+              <w:left w:type="dxa" w:w="100"/>
+              <w:bottom w:type="dxa" w:w="100"/>
+              <w:right w:type="dxa" w:w="100"/>
+            </w:tcMar>
+            <w:vAlign w:val="center"/>
+          </w:tcPr>
+          <w:p>
+            <w:pPr>
+              <w:jc w:val="center"/>
+            </w:pPr>
+            <w:r>
+              <w:rPr>
+                <w:rFonts w:ascii="Arial" w:cs="Arial" w:eastAsia="Arial" w:hAnsi="Arial"/>
+                <w:b w:val="false"/>
+                <w:bCs w:val="false"/>
+                <w:color w:val="111827"/>
+                <w:sz w:val="18"/>
+                <w:szCs w:val="18"/>
+              </w:rPr>
+              <w:t xml:space="preserve">[X]</w:t>
+            </w:r>
+          </w:p>
+        </w:tc>
+        <w:tc>
+          <w:tcPr>
+            <w:tcMar>
+              <w:top w:type="dxa" w:w="100"/>
+              <w:left w:type="dxa" w:w="100"/>
+              <w:bottom w:type="dxa" w:w="100"/>
+              <w:right w:type="dxa" w:w="100"/>
+            </w:tcMar>
+            <w:vAlign w:val="center"/>
+          </w:tcPr>
+          <w:p>
+            <w:pPr>
+              <w:jc w:val="center"/>
+            </w:pPr>
+            <w:r>
+              <w:rPr>
+                <w:rFonts w:ascii="Arial" w:cs="Arial" w:eastAsia="Arial" w:hAnsi="Arial"/>
+                <w:b w:val="false"/>
+                <w:bCs w:val="false"/>
+                <w:color w:val="111827"/>
+                <w:sz w:val="18"/>
+                <w:szCs w:val="18"/>
+              </w:rPr>
+              <w:t xml:space="preserve">R$ [VALOR]</w:t>
+            </w:r>
+          </w:p>
+        </w:tc>
+        <w:tc>
+          <w:tcPr>
+            <w:tcMar>
+              <w:top w:type="dxa" w:w="100"/>
+              <w:left w:type="dxa" w:w="100"/>
+              <w:bottom w:type="dxa" w:w="100"/>
+              <w:right w:type="dxa" w:w="100"/>
+            </w:tcMar>
+            <w:vAlign w:val="center"/>
+          </w:tcPr>
+          <w:p>
+            <w:pPr>
+              <w:jc w:val="center"/>
+            </w:pPr>
+            <w:r>
+              <w:rPr>
+                <w:rFonts w:ascii="Arial" w:cs="Arial" w:eastAsia="Arial" w:hAnsi="Arial"/>
+                <w:b w:val="false"/>
+                <w:bCs w:val="false"/>
+                <w:color w:val="111827"/>
+                <w:sz w:val="18"/>
+                <w:szCs w:val="18"/>
+              </w:rPr>
+              <w:t xml:space="preserve">R$ [VALOR]</w:t>
+            </w:r>
+          </w:p>
+        </w:tc>
+      </w:tr>
+    </w:tbl>
     <w:p>
       <w:pPr>
         <w:spacing w:after="100" w:before="100"/>
